--- a/plan_phase/wael/assertions.docx
+++ b/plan_phase/wael/assertions.docx
@@ -961,18 +961,7 @@
           <w:lang w:val="en-US"/>
           <w14:ligatures w14:val="none"/>
         </w:rPr>
-        <w:t>not change before ACK_O arrives</w:t>
-      </w:r>
-      <w:r>
-        <w:rPr>
-          <w:rFonts w:ascii="Times New Roman" w:eastAsia="Times New Roman" w:hAnsi="Times New Roman" w:cs="Times New Roman"/>
-          <w:kern w:val="0"/>
-          <w:sz w:val="24"/>
-          <w:szCs w:val="24"/>
-          <w:lang w:val="en-US"/>
-          <w14:ligatures w14:val="none"/>
-        </w:rPr>
-        <w:t xml:space="preserve"> d</w:t>
+        <w:t>not change before ACK_O arrives d</w:t>
       </w:r>
       <w:r>
         <w:rPr>
@@ -2096,18 +2085,7 @@
           <w:lang w:val="en-US"/>
           <w14:ligatures w14:val="none"/>
         </w:rPr>
-        <w:t>STB_O</w:t>
-      </w:r>
-      <w:r>
-        <w:rPr>
-          <w:rFonts w:ascii="Times New Roman" w:eastAsia="Times New Roman" w:hAnsi="Times New Roman" w:cs="Times New Roman"/>
-          <w:kern w:val="0"/>
-          <w:sz w:val="24"/>
-          <w:szCs w:val="24"/>
-          <w:lang w:val="en-US"/>
-          <w14:ligatures w14:val="none"/>
-        </w:rPr>
-        <w:t xml:space="preserve"> are high</w:t>
+        <w:t>STB_O are high</w:t>
       </w:r>
       <w:r>
         <w:rPr>
@@ -2877,20 +2855,7 @@
           <w:lang w:val="en-US"/>
           <w14:ligatures w14:val="none"/>
         </w:rPr>
-        <w:t>T</w:t>
-      </w:r>
-      <w:r>
-        <w:rPr>
-          <w:rFonts w:ascii="Times New Roman" w:eastAsia="Times New Roman" w:hAnsi="Times New Roman" w:cs="Times New Roman"/>
-          <w:b/>
-          <w:bCs/>
-          <w:kern w:val="0"/>
-          <w:sz w:val="24"/>
-          <w:szCs w:val="24"/>
-          <w:lang w:val="en-US"/>
-          <w14:ligatures w14:val="none"/>
-        </w:rPr>
-        <w:t xml:space="preserve">X_CLK_FREQ: </w:t>
+        <w:t xml:space="preserve">TX_CLK_FREQ: </w:t>
       </w:r>
       <w:r>
         <w:rPr>
@@ -3213,45 +3178,41 @@
           <w:lang w:val="en-US"/>
           <w14:ligatures w14:val="none"/>
         </w:rPr>
-        <w:t xml:space="preserve"> 38 cycles (min. payload data = 4 bytes, no </w:t>
-      </w:r>
-      <w:proofErr w:type="gramStart"/>
-      <w:r>
-        <w:rPr>
-          <w:rFonts w:ascii="Times New Roman" w:eastAsia="Times New Roman" w:hAnsi="Times New Roman" w:cs="Times New Roman"/>
-          <w:kern w:val="0"/>
-          <w:sz w:val="24"/>
-          <w:szCs w:val="24"/>
-          <w:lang w:val="en-US"/>
-          <w14:ligatures w14:val="none"/>
-        </w:rPr>
-        <w:t>preamble ,</w:t>
-      </w:r>
-      <w:proofErr w:type="gramEnd"/>
-      <w:r>
-        <w:rPr>
-          <w:rFonts w:ascii="Times New Roman" w:eastAsia="Times New Roman" w:hAnsi="Times New Roman" w:cs="Times New Roman"/>
-          <w:kern w:val="0"/>
-          <w:sz w:val="24"/>
-          <w:szCs w:val="24"/>
-          <w:lang w:val="en-US"/>
-          <w14:ligatures w14:val="none"/>
-        </w:rPr>
-        <w:t xml:space="preserve"> no </w:t>
-      </w:r>
-      <w:proofErr w:type="spellStart"/>
-      <w:r>
-        <w:rPr>
-          <w:rFonts w:ascii="Times New Roman" w:eastAsia="Times New Roman" w:hAnsi="Times New Roman" w:cs="Times New Roman"/>
-          <w:kern w:val="0"/>
-          <w:sz w:val="24"/>
-          <w:szCs w:val="24"/>
-          <w:lang w:val="en-US"/>
-          <w14:ligatures w14:val="none"/>
-        </w:rPr>
-        <w:t>crc</w:t>
-      </w:r>
-      <w:proofErr w:type="spellEnd"/>
+        <w:t xml:space="preserve"> 1</w:t>
+      </w:r>
+      <w:r>
+        <w:rPr>
+          <w:rFonts w:ascii="Times New Roman" w:eastAsia="Times New Roman" w:hAnsi="Times New Roman" w:cs="Times New Roman"/>
+          <w:kern w:val="0"/>
+          <w:sz w:val="24"/>
+          <w:szCs w:val="24"/>
+          <w:lang w:val="en-US"/>
+          <w14:ligatures w14:val="none"/>
+        </w:rPr>
+        <w:t>0</w:t>
+      </w:r>
+      <w:r>
+        <w:rPr>
+          <w:rFonts w:ascii="Times New Roman" w:eastAsia="Times New Roman" w:hAnsi="Times New Roman" w:cs="Times New Roman"/>
+          <w:kern w:val="0"/>
+          <w:sz w:val="24"/>
+          <w:szCs w:val="24"/>
+          <w:lang w:val="en-US"/>
+          <w14:ligatures w14:val="none"/>
+        </w:rPr>
+        <w:t xml:space="preserve"> cycles </w:t>
+      </w:r>
+      <w:r>
+        <w:rPr>
+          <w:rFonts w:ascii="Times New Roman" w:eastAsia="Times New Roman" w:hAnsi="Times New Roman" w:cs="Times New Roman"/>
+          <w:kern w:val="0"/>
+          <w:sz w:val="24"/>
+          <w:szCs w:val="24"/>
+          <w:lang w:val="en-US"/>
+          <w14:ligatures w14:val="none"/>
+        </w:rPr>
+        <w:t>(min. packet length &gt;4 + 1 SFD byte</w:t>
+      </w:r>
       <w:r>
         <w:rPr>
           <w:rFonts w:ascii="Times New Roman" w:eastAsia="Times New Roman" w:hAnsi="Times New Roman" w:cs="Times New Roman"/>
@@ -3667,45 +3628,30 @@
           <w:lang w:val="en-US"/>
           <w14:ligatures w14:val="none"/>
         </w:rPr>
-        <w:t xml:space="preserve"> 38 cycles (min. payload data = 4 bytes, no </w:t>
-      </w:r>
-      <w:proofErr w:type="gramStart"/>
-      <w:r>
-        <w:rPr>
-          <w:rFonts w:ascii="Times New Roman" w:eastAsia="Times New Roman" w:hAnsi="Times New Roman" w:cs="Times New Roman"/>
-          <w:kern w:val="0"/>
-          <w:sz w:val="24"/>
-          <w:szCs w:val="24"/>
-          <w:lang w:val="en-US"/>
-          <w14:ligatures w14:val="none"/>
-        </w:rPr>
-        <w:t>preamble ,</w:t>
-      </w:r>
-      <w:proofErr w:type="gramEnd"/>
-      <w:r>
-        <w:rPr>
-          <w:rFonts w:ascii="Times New Roman" w:eastAsia="Times New Roman" w:hAnsi="Times New Roman" w:cs="Times New Roman"/>
-          <w:kern w:val="0"/>
-          <w:sz w:val="24"/>
-          <w:szCs w:val="24"/>
-          <w:lang w:val="en-US"/>
-          <w14:ligatures w14:val="none"/>
-        </w:rPr>
-        <w:t xml:space="preserve"> no </w:t>
-      </w:r>
-      <w:proofErr w:type="spellStart"/>
-      <w:r>
-        <w:rPr>
-          <w:rFonts w:ascii="Times New Roman" w:eastAsia="Times New Roman" w:hAnsi="Times New Roman" w:cs="Times New Roman"/>
-          <w:kern w:val="0"/>
-          <w:sz w:val="24"/>
-          <w:szCs w:val="24"/>
-          <w:lang w:val="en-US"/>
-          <w14:ligatures w14:val="none"/>
-        </w:rPr>
-        <w:t>crc</w:t>
-      </w:r>
-      <w:proofErr w:type="spellEnd"/>
+        <w:t xml:space="preserve"> 10</w:t>
+      </w:r>
+      <w:r>
+        <w:rPr>
+          <w:rFonts w:ascii="Times New Roman" w:eastAsia="Times New Roman" w:hAnsi="Times New Roman" w:cs="Times New Roman"/>
+          <w:kern w:val="0"/>
+          <w:sz w:val="24"/>
+          <w:szCs w:val="24"/>
+          <w:lang w:val="en-US"/>
+          <w14:ligatures w14:val="none"/>
+        </w:rPr>
+        <w:t xml:space="preserve"> cycles (</w:t>
+      </w:r>
+      <w:r>
+        <w:rPr>
+          <w:rFonts w:ascii="Times New Roman" w:eastAsia="Times New Roman" w:hAnsi="Times New Roman" w:cs="Times New Roman"/>
+          <w:kern w:val="0"/>
+          <w:sz w:val="24"/>
+          <w:szCs w:val="24"/>
+          <w:lang w:val="en-US"/>
+          <w14:ligatures w14:val="none"/>
+        </w:rPr>
+        <w:t>min. packet length &gt;4 + 1 SFD byte</w:t>
+      </w:r>
       <w:r>
         <w:rPr>
           <w:rFonts w:ascii="Times New Roman" w:eastAsia="Times New Roman" w:hAnsi="Times New Roman" w:cs="Times New Roman"/>
@@ -3717,17 +3663,8 @@
         </w:rPr>
         <w:t>)</w:t>
       </w:r>
-      <w:r>
-        <w:rPr>
-          <w:rFonts w:ascii="Times New Roman" w:eastAsia="Times New Roman" w:hAnsi="Times New Roman" w:cs="Times New Roman"/>
-          <w:kern w:val="0"/>
-          <w:sz w:val="24"/>
-          <w:szCs w:val="24"/>
-          <w:lang w:val="en-US"/>
-          <w14:ligatures w14:val="none"/>
-        </w:rPr>
-        <w:t>.</w:t>
-      </w:r>
+      <w:bookmarkStart w:id="0" w:name="_GoBack"/>
+      <w:bookmarkEnd w:id="0"/>
     </w:p>
     <w:p>
       <w:pPr>
@@ -3770,7 +3707,11 @@
           <w14:ligatures w14:val="none"/>
         </w:rPr>
       </w:pPr>
-      <w:r>
+    </w:p>
+    <w:p>
+      <w:pPr>
+        <w:spacing w:before="100" w:beforeAutospacing="1" w:after="100" w:afterAutospacing="1" w:line="240" w:lineRule="auto"/>
+        <w:outlineLvl w:val="1"/>
         <w:rPr>
           <w:rFonts w:ascii="Times New Roman" w:eastAsia="Times New Roman" w:hAnsi="Times New Roman" w:cs="Times New Roman"/>
           <w:b/>
@@ -3781,124 +3722,7 @@
           <w:lang w:val="en-US"/>
           <w14:ligatures w14:val="none"/>
         </w:rPr>
-        <w:t>Section 5 — MII Management Interface Assertions</w:t>
-      </w:r>
-    </w:p>
-    <w:p>
-      <w:pPr>
-        <w:spacing w:before="100" w:beforeAutospacing="1" w:after="100" w:afterAutospacing="1" w:line="240" w:lineRule="auto"/>
-        <w:rPr>
-          <w:rFonts w:ascii="Times New Roman" w:eastAsia="Times New Roman" w:hAnsi="Times New Roman" w:cs="Times New Roman"/>
-          <w:b/>
-          <w:bCs/>
-          <w:kern w:val="0"/>
-          <w:sz w:val="24"/>
-          <w:szCs w:val="24"/>
-          <w:lang w:val="en-US"/>
-          <w14:ligatures w14:val="none"/>
-        </w:rPr>
-      </w:pPr>
-      <w:r>
-        <w:rPr>
-          <w:rFonts w:ascii="Times New Roman" w:eastAsia="Times New Roman" w:hAnsi="Times New Roman" w:cs="Times New Roman"/>
-          <w:b/>
-          <w:bCs/>
-          <w:kern w:val="0"/>
-          <w:sz w:val="24"/>
-          <w:szCs w:val="24"/>
-          <w:lang w:val="en-US"/>
-          <w14:ligatures w14:val="none"/>
-        </w:rPr>
-        <w:lastRenderedPageBreak/>
-        <w:t xml:space="preserve">MDIO_RESET_NO_X_Z_PROPAGATION: </w:t>
-      </w:r>
-      <w:r>
-        <w:rPr>
-          <w:rFonts w:ascii="Times New Roman" w:eastAsia="Times New Roman" w:hAnsi="Times New Roman" w:cs="Times New Roman"/>
-          <w:kern w:val="0"/>
-          <w:sz w:val="24"/>
-          <w:szCs w:val="24"/>
-          <w:lang w:val="en-US"/>
-          <w14:ligatures w14:val="none"/>
-        </w:rPr>
-        <w:t>This assertion is repeated for every port to ensure it doesn’t take x or z values after reset.</w:t>
-      </w:r>
-      <w:r>
-        <w:rPr>
-          <w:rFonts w:ascii="Times New Roman" w:eastAsia="Times New Roman" w:hAnsi="Times New Roman" w:cs="Times New Roman"/>
-          <w:b/>
-          <w:bCs/>
-          <w:kern w:val="0"/>
-          <w:sz w:val="24"/>
-          <w:szCs w:val="24"/>
-          <w:lang w:val="en-US"/>
-          <w14:ligatures w14:val="none"/>
-        </w:rPr>
-        <w:t xml:space="preserve"> </w:t>
-      </w:r>
-    </w:p>
-    <w:p>
-      <w:pPr>
-        <w:spacing w:before="100" w:beforeAutospacing="1" w:after="100" w:afterAutospacing="1" w:line="240" w:lineRule="auto"/>
-        <w:rPr>
-          <w:rFonts w:ascii="Times New Roman" w:eastAsia="Times New Roman" w:hAnsi="Times New Roman" w:cs="Times New Roman"/>
-          <w:kern w:val="0"/>
-          <w:sz w:val="24"/>
-          <w:szCs w:val="24"/>
-          <w:lang w:val="en-US"/>
-          <w14:ligatures w14:val="none"/>
-        </w:rPr>
-      </w:pPr>
-      <w:r>
-        <w:rPr>
-          <w:rFonts w:ascii="Times New Roman" w:eastAsia="Times New Roman" w:hAnsi="Times New Roman" w:cs="Times New Roman"/>
-          <w:b/>
-          <w:bCs/>
-          <w:kern w:val="0"/>
-          <w:sz w:val="24"/>
-          <w:szCs w:val="24"/>
-          <w:lang w:val="en-US"/>
-          <w14:ligatures w14:val="none"/>
-        </w:rPr>
-        <w:t>MDIO_MDC_STABLE_DURING_RST</w:t>
-      </w:r>
-      <w:r>
-        <w:rPr>
-          <w:rFonts w:ascii="Times New Roman" w:eastAsia="Times New Roman" w:hAnsi="Times New Roman" w:cs="Times New Roman"/>
-          <w:kern w:val="0"/>
-          <w:sz w:val="24"/>
-          <w:szCs w:val="24"/>
-          <w:lang w:val="en-US"/>
-          <w14:ligatures w14:val="none"/>
-        </w:rPr>
-        <w:t xml:space="preserve"> MDC must be low and not toggling during RST_I. </w:t>
-      </w:r>
-    </w:p>
-    <w:p>
-      <w:pPr>
-        <w:spacing w:after="0" w:line="240" w:lineRule="auto"/>
-        <w:rPr>
-          <w:rFonts w:ascii="Times New Roman" w:eastAsia="Times New Roman" w:hAnsi="Times New Roman" w:cs="Times New Roman"/>
-          <w:kern w:val="0"/>
-          <w:sz w:val="24"/>
-          <w:szCs w:val="24"/>
-          <w:lang w:val="en-US"/>
-          <w14:ligatures w14:val="none"/>
-        </w:rPr>
-      </w:pPr>
-      <w:r>
-        <w:rPr>
-          <w:rFonts w:ascii="Times New Roman" w:eastAsia="Times New Roman" w:hAnsi="Times New Roman" w:cs="Times New Roman"/>
-          <w:kern w:val="0"/>
-          <w:sz w:val="24"/>
-          <w:szCs w:val="24"/>
-          <w:lang w:val="en-US"/>
-          <w14:ligatures w14:val="none"/>
-        </w:rPr>
-        <w:pict>
-          <v:rect id="_x0000_i1029" style="width:0;height:1.5pt" o:hralign="center" o:hrstd="t" o:hr="t" fillcolor="#a0a0a0" stroked="f"/>
-        </w:pict>
-      </w:r>
+      </w:pPr>
     </w:p>
     <w:p>
       <w:pPr>
@@ -3926,191 +3750,98 @@
           <w:lang w:val="en-US"/>
           <w14:ligatures w14:val="none"/>
         </w:rPr>
-        <w:t>Section 6 — Cross-Interface Consistency Assertions</w:t>
-      </w:r>
-    </w:p>
-    <w:p>
-      <w:pPr>
-        <w:spacing w:before="100" w:beforeAutospacing="1" w:after="100" w:afterAutospacing="1" w:line="240" w:lineRule="auto"/>
-        <w:rPr>
-          <w:rFonts w:ascii="Times New Roman" w:eastAsia="Times New Roman" w:hAnsi="Times New Roman" w:cs="Times New Roman"/>
-          <w:kern w:val="0"/>
-          <w:sz w:val="24"/>
-          <w:szCs w:val="24"/>
-          <w:lang w:val="en-US"/>
-          <w14:ligatures w14:val="none"/>
-        </w:rPr>
-      </w:pPr>
-      <w:r>
-        <w:rPr>
-          <w:rFonts w:ascii="Times New Roman" w:eastAsia="Times New Roman" w:hAnsi="Times New Roman" w:cs="Times New Roman"/>
-          <w:b/>
-          <w:bCs/>
-          <w:kern w:val="0"/>
-          <w:sz w:val="24"/>
-          <w:szCs w:val="24"/>
-          <w:lang w:val="en-US"/>
-          <w14:ligatures w14:val="none"/>
-        </w:rPr>
-        <w:t>CROSS_TX_DMA_READ_LEADS_TO_TXEN</w:t>
-      </w:r>
-      <w:r>
-        <w:rPr>
-          <w:rFonts w:ascii="Times New Roman" w:eastAsia="Times New Roman" w:hAnsi="Times New Roman" w:cs="Times New Roman"/>
-          <w:kern w:val="0"/>
-          <w:sz w:val="24"/>
-          <w:szCs w:val="24"/>
-          <w:lang w:val="en-US"/>
-          <w14:ligatures w14:val="none"/>
-        </w:rPr>
-        <w:t xml:space="preserve"> When the MAC starts a TX DMA read from memory </w:t>
-      </w:r>
-      <w:proofErr w:type="spellStart"/>
-      <w:r>
-        <w:rPr>
-          <w:rFonts w:ascii="Times New Roman" w:eastAsia="Times New Roman" w:hAnsi="Times New Roman" w:cs="Times New Roman"/>
-          <w:kern w:val="0"/>
-          <w:sz w:val="24"/>
-          <w:szCs w:val="24"/>
-          <w:lang w:val="en-US"/>
-          <w14:ligatures w14:val="none"/>
-        </w:rPr>
-        <w:t>MTxEn</w:t>
-      </w:r>
-      <w:proofErr w:type="spellEnd"/>
-      <w:r>
-        <w:rPr>
-          <w:rFonts w:ascii="Times New Roman" w:eastAsia="Times New Roman" w:hAnsi="Times New Roman" w:cs="Times New Roman"/>
-          <w:kern w:val="0"/>
-          <w:sz w:val="24"/>
-          <w:szCs w:val="24"/>
-          <w:lang w:val="en-US"/>
-          <w14:ligatures w14:val="none"/>
-        </w:rPr>
-        <w:t xml:space="preserve"> must assert within 1000 clock cycles. If DMA reads data but </w:t>
-      </w:r>
-      <w:proofErr w:type="spellStart"/>
-      <w:r>
-        <w:rPr>
-          <w:rFonts w:ascii="Times New Roman" w:eastAsia="Times New Roman" w:hAnsi="Times New Roman" w:cs="Times New Roman"/>
-          <w:kern w:val="0"/>
-          <w:sz w:val="24"/>
-          <w:szCs w:val="24"/>
-          <w:lang w:val="en-US"/>
-          <w14:ligatures w14:val="none"/>
-        </w:rPr>
-        <w:t>MTxEn</w:t>
-      </w:r>
-      <w:proofErr w:type="spellEnd"/>
-      <w:r>
-        <w:rPr>
-          <w:rFonts w:ascii="Times New Roman" w:eastAsia="Times New Roman" w:hAnsi="Times New Roman" w:cs="Times New Roman"/>
-          <w:kern w:val="0"/>
-          <w:sz w:val="24"/>
-          <w:szCs w:val="24"/>
-          <w:lang w:val="en-US"/>
-          <w14:ligatures w14:val="none"/>
-        </w:rPr>
-        <w:t xml:space="preserve"> never asserts the TX FIFO filled but the TX MAC never started — a hang condition.</w:t>
-      </w:r>
-    </w:p>
-    <w:p>
-      <w:pPr>
-        <w:spacing w:before="100" w:beforeAutospacing="1" w:after="100" w:afterAutospacing="1" w:line="240" w:lineRule="auto"/>
-        <w:rPr>
-          <w:rFonts w:ascii="Times New Roman" w:eastAsia="Times New Roman" w:hAnsi="Times New Roman" w:cs="Times New Roman"/>
-          <w:kern w:val="0"/>
-          <w:sz w:val="24"/>
-          <w:szCs w:val="24"/>
-          <w:lang w:val="en-US"/>
-          <w14:ligatures w14:val="none"/>
-        </w:rPr>
-      </w:pPr>
-      <w:r>
-        <w:rPr>
-          <w:rFonts w:ascii="Times New Roman" w:eastAsia="Times New Roman" w:hAnsi="Times New Roman" w:cs="Times New Roman"/>
-          <w:b/>
-          <w:bCs/>
-          <w:kern w:val="0"/>
-          <w:sz w:val="24"/>
-          <w:szCs w:val="24"/>
-          <w:lang w:val="en-US"/>
-          <w14:ligatures w14:val="none"/>
-        </w:rPr>
-        <w:t>CROSS_RX_DMA_WRITE_AFTER_RXDV</w:t>
-      </w:r>
-      <w:r>
-        <w:rPr>
-          <w:rFonts w:ascii="Times New Roman" w:eastAsia="Times New Roman" w:hAnsi="Times New Roman" w:cs="Times New Roman"/>
-          <w:kern w:val="0"/>
-          <w:sz w:val="24"/>
-          <w:szCs w:val="24"/>
-          <w:lang w:val="en-US"/>
-          <w14:ligatures w14:val="none"/>
-        </w:rPr>
-        <w:t xml:space="preserve"> When the MAC issues an RX DMA write </w:t>
-      </w:r>
-      <w:proofErr w:type="spellStart"/>
-      <w:r>
-        <w:rPr>
-          <w:rFonts w:ascii="Times New Roman" w:eastAsia="Times New Roman" w:hAnsi="Times New Roman" w:cs="Times New Roman"/>
-          <w:kern w:val="0"/>
-          <w:sz w:val="24"/>
-          <w:szCs w:val="24"/>
-          <w:lang w:val="en-US"/>
-          <w14:ligatures w14:val="none"/>
-        </w:rPr>
-        <w:t>MRxDV</w:t>
-      </w:r>
-      <w:proofErr w:type="spellEnd"/>
-      <w:r>
-        <w:rPr>
-          <w:rFonts w:ascii="Times New Roman" w:eastAsia="Times New Roman" w:hAnsi="Times New Roman" w:cs="Times New Roman"/>
-          <w:kern w:val="0"/>
-          <w:sz w:val="24"/>
-          <w:szCs w:val="24"/>
-          <w:lang w:val="en-US"/>
-          <w14:ligatures w14:val="none"/>
-        </w:rPr>
-        <w:t xml:space="preserve"> must have been asserted in the recent past. A DMA write without prior </w:t>
-      </w:r>
-      <w:proofErr w:type="spellStart"/>
-      <w:r>
-        <w:rPr>
-          <w:rFonts w:ascii="Times New Roman" w:eastAsia="Times New Roman" w:hAnsi="Times New Roman" w:cs="Times New Roman"/>
-          <w:kern w:val="0"/>
-          <w:sz w:val="24"/>
-          <w:szCs w:val="24"/>
-          <w:lang w:val="en-US"/>
-          <w14:ligatures w14:val="none"/>
-        </w:rPr>
-        <w:t>MRxDV</w:t>
-      </w:r>
-      <w:proofErr w:type="spellEnd"/>
-      <w:r>
-        <w:rPr>
-          <w:rFonts w:ascii="Times New Roman" w:eastAsia="Times New Roman" w:hAnsi="Times New Roman" w:cs="Times New Roman"/>
-          <w:kern w:val="0"/>
-          <w:sz w:val="24"/>
-          <w:szCs w:val="24"/>
-          <w:lang w:val="en-US"/>
-          <w14:ligatures w14:val="none"/>
-        </w:rPr>
-        <w:t xml:space="preserve"> means the MAC is writing stale FIFO contents to memory ind</w:t>
-      </w:r>
-      <w:r>
-        <w:rPr>
-          <w:rFonts w:ascii="Times New Roman" w:eastAsia="Times New Roman" w:hAnsi="Times New Roman" w:cs="Times New Roman"/>
-          <w:kern w:val="0"/>
-          <w:sz w:val="24"/>
-          <w:szCs w:val="24"/>
-          <w:lang w:val="en-US"/>
-          <w14:ligatures w14:val="none"/>
-        </w:rPr>
-        <w:t>icating a spurious DMA trigger.</w:t>
-      </w:r>
-      <w:bookmarkStart w:id="0" w:name="_GoBack"/>
-      <w:bookmarkEnd w:id="0"/>
+        <w:lastRenderedPageBreak/>
+        <w:t>Section 5 — MII Management Interface Assertions</w:t>
+      </w:r>
+    </w:p>
+    <w:p>
+      <w:pPr>
+        <w:spacing w:before="100" w:beforeAutospacing="1" w:after="100" w:afterAutospacing="1" w:line="240" w:lineRule="auto"/>
+        <w:rPr>
+          <w:rFonts w:ascii="Times New Roman" w:eastAsia="Times New Roman" w:hAnsi="Times New Roman" w:cs="Times New Roman"/>
+          <w:b/>
+          <w:bCs/>
+          <w:kern w:val="0"/>
+          <w:sz w:val="24"/>
+          <w:szCs w:val="24"/>
+          <w:lang w:val="en-US"/>
+          <w14:ligatures w14:val="none"/>
+        </w:rPr>
+      </w:pPr>
+      <w:r>
+        <w:rPr>
+          <w:rFonts w:ascii="Times New Roman" w:eastAsia="Times New Roman" w:hAnsi="Times New Roman" w:cs="Times New Roman"/>
+          <w:b/>
+          <w:bCs/>
+          <w:kern w:val="0"/>
+          <w:sz w:val="24"/>
+          <w:szCs w:val="24"/>
+          <w:lang w:val="en-US"/>
+          <w14:ligatures w14:val="none"/>
+        </w:rPr>
+        <w:t xml:space="preserve">MDIO_RESET_NO_X_Z_PROPAGATION: </w:t>
+      </w:r>
+      <w:r>
+        <w:rPr>
+          <w:rFonts w:ascii="Times New Roman" w:eastAsia="Times New Roman" w:hAnsi="Times New Roman" w:cs="Times New Roman"/>
+          <w:kern w:val="0"/>
+          <w:sz w:val="24"/>
+          <w:szCs w:val="24"/>
+          <w:lang w:val="en-US"/>
+          <w14:ligatures w14:val="none"/>
+        </w:rPr>
+        <w:t>This assertion is repeated for every port to ensure it doesn’t take x or z values after reset.</w:t>
+      </w:r>
+      <w:r>
+        <w:rPr>
+          <w:rFonts w:ascii="Times New Roman" w:eastAsia="Times New Roman" w:hAnsi="Times New Roman" w:cs="Times New Roman"/>
+          <w:b/>
+          <w:bCs/>
+          <w:kern w:val="0"/>
+          <w:sz w:val="24"/>
+          <w:szCs w:val="24"/>
+          <w:lang w:val="en-US"/>
+          <w14:ligatures w14:val="none"/>
+        </w:rPr>
+        <w:t xml:space="preserve"> </w:t>
+      </w:r>
+    </w:p>
+    <w:p>
+      <w:pPr>
+        <w:spacing w:before="100" w:beforeAutospacing="1" w:after="100" w:afterAutospacing="1" w:line="240" w:lineRule="auto"/>
+        <w:rPr>
+          <w:rFonts w:ascii="Times New Roman" w:eastAsia="Times New Roman" w:hAnsi="Times New Roman" w:cs="Times New Roman"/>
+          <w:kern w:val="0"/>
+          <w:sz w:val="24"/>
+          <w:szCs w:val="24"/>
+          <w:lang w:val="en-US"/>
+          <w14:ligatures w14:val="none"/>
+        </w:rPr>
+      </w:pPr>
+      <w:r>
+        <w:rPr>
+          <w:rFonts w:ascii="Times New Roman" w:eastAsia="Times New Roman" w:hAnsi="Times New Roman" w:cs="Times New Roman"/>
+          <w:b/>
+          <w:bCs/>
+          <w:kern w:val="0"/>
+          <w:sz w:val="24"/>
+          <w:szCs w:val="24"/>
+          <w:lang w:val="en-US"/>
+          <w14:ligatures w14:val="none"/>
+        </w:rPr>
+        <w:t>MDIO_MDC_STABLE_DURING_RST</w:t>
+      </w:r>
+      <w:r>
+        <w:rPr>
+          <w:rFonts w:ascii="Times New Roman" w:eastAsia="Times New Roman" w:hAnsi="Times New Roman" w:cs="Times New Roman"/>
+          <w:kern w:val="0"/>
+          <w:sz w:val="24"/>
+          <w:szCs w:val="24"/>
+          <w:lang w:val="en-US"/>
+          <w14:ligatures w14:val="none"/>
+        </w:rPr>
+        <w:t xml:space="preserve"> MDC must be low and not toggling during RST_I. </w:t>
+      </w:r>
     </w:p>
     <w:p>
       <w:pPr>
@@ -4122,914 +3853,6 @@
           <w:szCs w:val="24"/>
           <w:lang w:val="en-US"/>
           <w14:ligatures w14:val="none"/>
-        </w:rPr>
-      </w:pPr>
-      <w:r>
-        <w:rPr>
-          <w:rFonts w:ascii="Times New Roman" w:eastAsia="Times New Roman" w:hAnsi="Times New Roman" w:cs="Times New Roman"/>
-          <w:kern w:val="0"/>
-          <w:sz w:val="24"/>
-          <w:szCs w:val="24"/>
-          <w:lang w:val="en-US"/>
-          <w14:ligatures w14:val="none"/>
-        </w:rPr>
-        <w:pict>
-          <v:rect id="_x0000_i1030" style="width:0;height:1.5pt" o:hralign="center" o:hrstd="t" o:hr="t" fillcolor="#a0a0a0" stroked="f"/>
-        </w:pict>
-      </w:r>
-    </w:p>
-    <w:p>
-      <w:pPr>
-        <w:spacing w:before="100" w:beforeAutospacing="1" w:after="100" w:afterAutospacing="1" w:line="240" w:lineRule="auto"/>
-        <w:outlineLvl w:val="1"/>
-        <w:rPr>
-          <w:rFonts w:ascii="Times New Roman" w:eastAsia="Times New Roman" w:hAnsi="Times New Roman" w:cs="Times New Roman"/>
-          <w:b/>
-          <w:bCs/>
-          <w:kern w:val="0"/>
-          <w:sz w:val="36"/>
-          <w:szCs w:val="36"/>
-          <w:lang w:val="en-US"/>
-          <w14:ligatures w14:val="none"/>
-        </w:rPr>
-      </w:pPr>
-      <w:r>
-        <w:rPr>
-          <w:rFonts w:ascii="Times New Roman" w:eastAsia="Times New Roman" w:hAnsi="Times New Roman" w:cs="Times New Roman"/>
-          <w:b/>
-          <w:bCs/>
-          <w:kern w:val="0"/>
-          <w:sz w:val="36"/>
-          <w:szCs w:val="36"/>
-          <w:lang w:val="en-US"/>
-          <w14:ligatures w14:val="none"/>
-        </w:rPr>
-        <w:t>Section 7 — Cover Properties</w:t>
-      </w:r>
-    </w:p>
-    <w:p>
-      <w:pPr>
-        <w:spacing w:before="100" w:beforeAutospacing="1" w:after="100" w:afterAutospacing="1" w:line="240" w:lineRule="auto"/>
-        <w:rPr>
-          <w:rFonts w:ascii="Times New Roman" w:eastAsia="Times New Roman" w:hAnsi="Times New Roman" w:cs="Times New Roman"/>
-          <w:kern w:val="0"/>
-          <w:sz w:val="24"/>
-          <w:szCs w:val="24"/>
-          <w:lang w:val="en-US"/>
-          <w14:ligatures w14:val="none"/>
-        </w:rPr>
-      </w:pPr>
-      <w:r>
-        <w:rPr>
-          <w:rFonts w:ascii="Times New Roman" w:eastAsia="Times New Roman" w:hAnsi="Times New Roman" w:cs="Times New Roman"/>
-          <w:b/>
-          <w:bCs/>
-          <w:kern w:val="0"/>
-          <w:sz w:val="24"/>
-          <w:szCs w:val="24"/>
-          <w:lang w:val="en-US"/>
-          <w14:ligatures w14:val="none"/>
-        </w:rPr>
-        <w:t>COV_WBS_WRITE_WITH_ACK</w:t>
-      </w:r>
-      <w:r>
-        <w:rPr>
-          <w:rFonts w:ascii="Times New Roman" w:eastAsia="Times New Roman" w:hAnsi="Times New Roman" w:cs="Times New Roman"/>
-          <w:kern w:val="0"/>
-          <w:sz w:val="24"/>
-          <w:szCs w:val="24"/>
-          <w:lang w:val="en-US"/>
-          <w14:ligatures w14:val="none"/>
-        </w:rPr>
-        <w:t xml:space="preserve"> — Confirms at least one successful register write completed. If never hit no registers were ever configured.</w:t>
-      </w:r>
-    </w:p>
-    <w:p>
-      <w:pPr>
-        <w:spacing w:before="100" w:beforeAutospacing="1" w:after="100" w:afterAutospacing="1" w:line="240" w:lineRule="auto"/>
-        <w:rPr>
-          <w:rFonts w:ascii="Times New Roman" w:eastAsia="Times New Roman" w:hAnsi="Times New Roman" w:cs="Times New Roman"/>
-          <w:kern w:val="0"/>
-          <w:sz w:val="24"/>
-          <w:szCs w:val="24"/>
-          <w:lang w:val="en-US"/>
-          <w14:ligatures w14:val="none"/>
-        </w:rPr>
-      </w:pPr>
-      <w:r>
-        <w:rPr>
-          <w:rFonts w:ascii="Times New Roman" w:eastAsia="Times New Roman" w:hAnsi="Times New Roman" w:cs="Times New Roman"/>
-          <w:b/>
-          <w:bCs/>
-          <w:kern w:val="0"/>
-          <w:sz w:val="24"/>
-          <w:szCs w:val="24"/>
-          <w:lang w:val="en-US"/>
-          <w14:ligatures w14:val="none"/>
-        </w:rPr>
-        <w:t>COV_WBS_READ_WITH_ACK</w:t>
-      </w:r>
-      <w:r>
-        <w:rPr>
-          <w:rFonts w:ascii="Times New Roman" w:eastAsia="Times New Roman" w:hAnsi="Times New Roman" w:cs="Times New Roman"/>
-          <w:kern w:val="0"/>
-          <w:sz w:val="24"/>
-          <w:szCs w:val="24"/>
-          <w:lang w:val="en-US"/>
-          <w14:ligatures w14:val="none"/>
-        </w:rPr>
-        <w:t xml:space="preserve"> — Confirms at least one successful register read completed. If never hit the host never read any status.</w:t>
-      </w:r>
-    </w:p>
-    <w:p>
-      <w:pPr>
-        <w:spacing w:before="100" w:beforeAutospacing="1" w:after="100" w:afterAutospacing="1" w:line="240" w:lineRule="auto"/>
-        <w:rPr>
-          <w:rFonts w:ascii="Times New Roman" w:eastAsia="Times New Roman" w:hAnsi="Times New Roman" w:cs="Times New Roman"/>
-          <w:kern w:val="0"/>
-          <w:sz w:val="24"/>
-          <w:szCs w:val="24"/>
-          <w:lang w:val="en-US"/>
-          <w14:ligatures w14:val="none"/>
-        </w:rPr>
-      </w:pPr>
-      <w:r>
-        <w:rPr>
-          <w:rFonts w:ascii="Times New Roman" w:eastAsia="Times New Roman" w:hAnsi="Times New Roman" w:cs="Times New Roman"/>
-          <w:b/>
-          <w:bCs/>
-          <w:kern w:val="0"/>
-          <w:sz w:val="24"/>
-          <w:szCs w:val="24"/>
-          <w:lang w:val="en-US"/>
-          <w14:ligatures w14:val="none"/>
-        </w:rPr>
-        <w:t>COV_WBS_ERR_ON_PARTIAL_SEL</w:t>
-      </w:r>
-      <w:r>
-        <w:rPr>
-          <w:rFonts w:ascii="Times New Roman" w:eastAsia="Times New Roman" w:hAnsi="Times New Roman" w:cs="Times New Roman"/>
-          <w:kern w:val="0"/>
-          <w:sz w:val="24"/>
-          <w:szCs w:val="24"/>
-          <w:lang w:val="en-US"/>
-          <w14:ligatures w14:val="none"/>
-        </w:rPr>
-        <w:t xml:space="preserve"> — Confirms the ERR_O on partial SEL path was exercised at least once. If never hit the partial access error injection test never ran.</w:t>
-      </w:r>
-    </w:p>
-    <w:p>
-      <w:pPr>
-        <w:spacing w:before="100" w:beforeAutospacing="1" w:after="100" w:afterAutospacing="1" w:line="240" w:lineRule="auto"/>
-        <w:rPr>
-          <w:rFonts w:ascii="Times New Roman" w:eastAsia="Times New Roman" w:hAnsi="Times New Roman" w:cs="Times New Roman"/>
-          <w:kern w:val="0"/>
-          <w:sz w:val="24"/>
-          <w:szCs w:val="24"/>
-          <w:lang w:val="en-US"/>
-          <w14:ligatures w14:val="none"/>
-        </w:rPr>
-      </w:pPr>
-      <w:r>
-        <w:rPr>
-          <w:rFonts w:ascii="Times New Roman" w:eastAsia="Times New Roman" w:hAnsi="Times New Roman" w:cs="Times New Roman"/>
-          <w:b/>
-          <w:bCs/>
-          <w:kern w:val="0"/>
-          <w:sz w:val="24"/>
-          <w:szCs w:val="24"/>
-          <w:lang w:val="en-US"/>
-          <w14:ligatures w14:val="none"/>
-        </w:rPr>
-        <w:t>COV_WBS_WAIT_STATE</w:t>
-      </w:r>
-      <w:r>
-        <w:rPr>
-          <w:rFonts w:ascii="Times New Roman" w:eastAsia="Times New Roman" w:hAnsi="Times New Roman" w:cs="Times New Roman"/>
-          <w:kern w:val="0"/>
-          <w:sz w:val="24"/>
-          <w:szCs w:val="24"/>
-          <w:lang w:val="en-US"/>
-          <w14:ligatures w14:val="none"/>
-        </w:rPr>
-        <w:t xml:space="preserve"> — Confirms the slave inserted at least one wait state. If never hit all accesses completed in one cycle and multi-cycle timing was not tested.</w:t>
-      </w:r>
-    </w:p>
-    <w:p>
-      <w:pPr>
-        <w:spacing w:before="100" w:beforeAutospacing="1" w:after="100" w:afterAutospacing="1" w:line="240" w:lineRule="auto"/>
-        <w:rPr>
-          <w:rFonts w:ascii="Times New Roman" w:eastAsia="Times New Roman" w:hAnsi="Times New Roman" w:cs="Times New Roman"/>
-          <w:kern w:val="0"/>
-          <w:sz w:val="24"/>
-          <w:szCs w:val="24"/>
-          <w:lang w:val="en-US"/>
-          <w14:ligatures w14:val="none"/>
-        </w:rPr>
-      </w:pPr>
-      <w:r>
-        <w:rPr>
-          <w:rFonts w:ascii="Times New Roman" w:eastAsia="Times New Roman" w:hAnsi="Times New Roman" w:cs="Times New Roman"/>
-          <w:b/>
-          <w:bCs/>
-          <w:kern w:val="0"/>
-          <w:sz w:val="24"/>
-          <w:szCs w:val="24"/>
-          <w:lang w:val="en-US"/>
-          <w14:ligatures w14:val="none"/>
-        </w:rPr>
-        <w:t>COV_WBS_INTA</w:t>
-      </w:r>
-      <w:r>
-        <w:rPr>
-          <w:rFonts w:ascii="Times New Roman" w:eastAsia="Times New Roman" w:hAnsi="Times New Roman" w:cs="Times New Roman"/>
-          <w:kern w:val="0"/>
-          <w:sz w:val="24"/>
-          <w:szCs w:val="24"/>
-          <w:lang w:val="en-US"/>
-          <w14:ligatures w14:val="none"/>
-        </w:rPr>
-        <w:t xml:space="preserve"> — Confirms INTA_O asserted at least once meaning at least one interrupt event reached the host.</w:t>
-      </w:r>
-    </w:p>
-    <w:p>
-      <w:pPr>
-        <w:spacing w:before="100" w:beforeAutospacing="1" w:after="100" w:afterAutospacing="1" w:line="240" w:lineRule="auto"/>
-        <w:rPr>
-          <w:rFonts w:ascii="Times New Roman" w:eastAsia="Times New Roman" w:hAnsi="Times New Roman" w:cs="Times New Roman"/>
-          <w:kern w:val="0"/>
-          <w:sz w:val="24"/>
-          <w:szCs w:val="24"/>
-          <w:lang w:val="en-US"/>
-          <w14:ligatures w14:val="none"/>
-        </w:rPr>
-      </w:pPr>
-      <w:r>
-        <w:rPr>
-          <w:rFonts w:ascii="Times New Roman" w:eastAsia="Times New Roman" w:hAnsi="Times New Roman" w:cs="Times New Roman"/>
-          <w:b/>
-          <w:bCs/>
-          <w:kern w:val="0"/>
-          <w:sz w:val="24"/>
-          <w:szCs w:val="24"/>
-          <w:lang w:val="en-US"/>
-          <w14:ligatures w14:val="none"/>
-        </w:rPr>
-        <w:t>COV_WBM_DMA_READ</w:t>
-      </w:r>
-      <w:r>
-        <w:rPr>
-          <w:rFonts w:ascii="Times New Roman" w:eastAsia="Times New Roman" w:hAnsi="Times New Roman" w:cs="Times New Roman"/>
-          <w:kern w:val="0"/>
-          <w:sz w:val="24"/>
-          <w:szCs w:val="24"/>
-          <w:lang w:val="en-US"/>
-          <w14:ligatures w14:val="none"/>
-        </w:rPr>
-        <w:t xml:space="preserve"> — Confirms at least one successful TX DMA read completed. If never hit the TX DMA path was not exercised.</w:t>
-      </w:r>
-    </w:p>
-    <w:p>
-      <w:pPr>
-        <w:spacing w:before="100" w:beforeAutospacing="1" w:after="100" w:afterAutospacing="1" w:line="240" w:lineRule="auto"/>
-        <w:rPr>
-          <w:rFonts w:ascii="Times New Roman" w:eastAsia="Times New Roman" w:hAnsi="Times New Roman" w:cs="Times New Roman"/>
-          <w:kern w:val="0"/>
-          <w:sz w:val="24"/>
-          <w:szCs w:val="24"/>
-          <w:lang w:val="en-US"/>
-          <w14:ligatures w14:val="none"/>
-        </w:rPr>
-      </w:pPr>
-      <w:r>
-        <w:rPr>
-          <w:rFonts w:ascii="Times New Roman" w:eastAsia="Times New Roman" w:hAnsi="Times New Roman" w:cs="Times New Roman"/>
-          <w:b/>
-          <w:bCs/>
-          <w:kern w:val="0"/>
-          <w:sz w:val="24"/>
-          <w:szCs w:val="24"/>
-          <w:lang w:val="en-US"/>
-          <w14:ligatures w14:val="none"/>
-        </w:rPr>
-        <w:t>COV_WBM_DMA_WRITE</w:t>
-      </w:r>
-      <w:r>
-        <w:rPr>
-          <w:rFonts w:ascii="Times New Roman" w:eastAsia="Times New Roman" w:hAnsi="Times New Roman" w:cs="Times New Roman"/>
-          <w:kern w:val="0"/>
-          <w:sz w:val="24"/>
-          <w:szCs w:val="24"/>
-          <w:lang w:val="en-US"/>
-          <w14:ligatures w14:val="none"/>
-        </w:rPr>
-        <w:t xml:space="preserve"> — Confirms at least one successful RX DMA write completed. If never hit the RX DMA path was not exercised.</w:t>
-      </w:r>
-    </w:p>
-    <w:p>
-      <w:pPr>
-        <w:spacing w:before="100" w:beforeAutospacing="1" w:after="100" w:afterAutospacing="1" w:line="240" w:lineRule="auto"/>
-        <w:rPr>
-          <w:rFonts w:ascii="Times New Roman" w:eastAsia="Times New Roman" w:hAnsi="Times New Roman" w:cs="Times New Roman"/>
-          <w:kern w:val="0"/>
-          <w:sz w:val="24"/>
-          <w:szCs w:val="24"/>
-          <w:lang w:val="en-US"/>
-          <w14:ligatures w14:val="none"/>
-        </w:rPr>
-      </w:pPr>
-      <w:r>
-        <w:rPr>
-          <w:rFonts w:ascii="Times New Roman" w:eastAsia="Times New Roman" w:hAnsi="Times New Roman" w:cs="Times New Roman"/>
-          <w:b/>
-          <w:bCs/>
-          <w:kern w:val="0"/>
-          <w:sz w:val="24"/>
-          <w:szCs w:val="24"/>
-          <w:lang w:val="en-US"/>
-          <w14:ligatures w14:val="none"/>
-        </w:rPr>
-        <w:t>COV_WBM_DMA_ERROR</w:t>
-      </w:r>
-      <w:r>
-        <w:rPr>
-          <w:rFonts w:ascii="Times New Roman" w:eastAsia="Times New Roman" w:hAnsi="Times New Roman" w:cs="Times New Roman"/>
-          <w:kern w:val="0"/>
-          <w:sz w:val="24"/>
-          <w:szCs w:val="24"/>
-          <w:lang w:val="en-US"/>
-          <w14:ligatures w14:val="none"/>
-        </w:rPr>
-        <w:t xml:space="preserve"> — Confirms at least one DMA transaction received M_ERR_I. Needed to verify the MAC handles memory errors correctly.</w:t>
-      </w:r>
-    </w:p>
-    <w:p>
-      <w:pPr>
-        <w:spacing w:before="100" w:beforeAutospacing="1" w:after="100" w:afterAutospacing="1" w:line="240" w:lineRule="auto"/>
-        <w:rPr>
-          <w:rFonts w:ascii="Times New Roman" w:eastAsia="Times New Roman" w:hAnsi="Times New Roman" w:cs="Times New Roman"/>
-          <w:kern w:val="0"/>
-          <w:sz w:val="24"/>
-          <w:szCs w:val="24"/>
-          <w:lang w:val="en-US"/>
-          <w14:ligatures w14:val="none"/>
-        </w:rPr>
-      </w:pPr>
-      <w:r>
-        <w:rPr>
-          <w:rFonts w:ascii="Times New Roman" w:eastAsia="Times New Roman" w:hAnsi="Times New Roman" w:cs="Times New Roman"/>
-          <w:b/>
-          <w:bCs/>
-          <w:kern w:val="0"/>
-          <w:sz w:val="24"/>
-          <w:szCs w:val="24"/>
-          <w:lang w:val="en-US"/>
-          <w14:ligatures w14:val="none"/>
-        </w:rPr>
-        <w:t>COV_WBM_WAIT_STATE</w:t>
-      </w:r>
-      <w:r>
-        <w:rPr>
-          <w:rFonts w:ascii="Times New Roman" w:eastAsia="Times New Roman" w:hAnsi="Times New Roman" w:cs="Times New Roman"/>
-          <w:kern w:val="0"/>
-          <w:sz w:val="24"/>
-          <w:szCs w:val="24"/>
-          <w:lang w:val="en-US"/>
-          <w14:ligatures w14:val="none"/>
-        </w:rPr>
-        <w:t xml:space="preserve"> — Confirms at least one DMA cycle encountered a wait state. Needed to exercise the underrun and overrun timing paths.</w:t>
-      </w:r>
-    </w:p>
-    <w:p>
-      <w:pPr>
-        <w:spacing w:before="100" w:beforeAutospacing="1" w:after="100" w:afterAutospacing="1" w:line="240" w:lineRule="auto"/>
-        <w:rPr>
-          <w:rFonts w:ascii="Times New Roman" w:eastAsia="Times New Roman" w:hAnsi="Times New Roman" w:cs="Times New Roman"/>
-          <w:kern w:val="0"/>
-          <w:sz w:val="24"/>
-          <w:szCs w:val="24"/>
-          <w:lang w:val="en-US"/>
-          <w14:ligatures w14:val="none"/>
-        </w:rPr>
-      </w:pPr>
-      <w:r>
-        <w:rPr>
-          <w:rFonts w:ascii="Times New Roman" w:eastAsia="Times New Roman" w:hAnsi="Times New Roman" w:cs="Times New Roman"/>
-          <w:b/>
-          <w:bCs/>
-          <w:kern w:val="0"/>
-          <w:sz w:val="24"/>
-          <w:szCs w:val="24"/>
-          <w:lang w:val="en-US"/>
-          <w14:ligatures w14:val="none"/>
-        </w:rPr>
-        <w:lastRenderedPageBreak/>
-        <w:t>COV_TX_FRAME_START</w:t>
-      </w:r>
-      <w:r>
-        <w:rPr>
-          <w:rFonts w:ascii="Times New Roman" w:eastAsia="Times New Roman" w:hAnsi="Times New Roman" w:cs="Times New Roman"/>
-          <w:kern w:val="0"/>
-          <w:sz w:val="24"/>
-          <w:szCs w:val="24"/>
-          <w:lang w:val="en-US"/>
-          <w14:ligatures w14:val="none"/>
-        </w:rPr>
-        <w:t xml:space="preserve"> — Confirms </w:t>
-      </w:r>
-      <w:proofErr w:type="spellStart"/>
-      <w:r>
-        <w:rPr>
-          <w:rFonts w:ascii="Times New Roman" w:eastAsia="Times New Roman" w:hAnsi="Times New Roman" w:cs="Times New Roman"/>
-          <w:kern w:val="0"/>
-          <w:sz w:val="24"/>
-          <w:szCs w:val="24"/>
-          <w:lang w:val="en-US"/>
-          <w14:ligatures w14:val="none"/>
-        </w:rPr>
-        <w:t>MTxEn</w:t>
-      </w:r>
-      <w:proofErr w:type="spellEnd"/>
-      <w:r>
-        <w:rPr>
-          <w:rFonts w:ascii="Times New Roman" w:eastAsia="Times New Roman" w:hAnsi="Times New Roman" w:cs="Times New Roman"/>
-          <w:kern w:val="0"/>
-          <w:sz w:val="24"/>
-          <w:szCs w:val="24"/>
-          <w:lang w:val="en-US"/>
-          <w14:ligatures w14:val="none"/>
-        </w:rPr>
-        <w:t xml:space="preserve"> rose at least once meaning the MAC actually started transmitting a frame to the PHY.</w:t>
-      </w:r>
-    </w:p>
-    <w:p>
-      <w:pPr>
-        <w:spacing w:before="100" w:beforeAutospacing="1" w:after="100" w:afterAutospacing="1" w:line="240" w:lineRule="auto"/>
-        <w:rPr>
-          <w:rFonts w:ascii="Times New Roman" w:eastAsia="Times New Roman" w:hAnsi="Times New Roman" w:cs="Times New Roman"/>
-          <w:kern w:val="0"/>
-          <w:sz w:val="24"/>
-          <w:szCs w:val="24"/>
-          <w:lang w:val="en-US"/>
-          <w14:ligatures w14:val="none"/>
-        </w:rPr>
-      </w:pPr>
-      <w:r>
-        <w:rPr>
-          <w:rFonts w:ascii="Times New Roman" w:eastAsia="Times New Roman" w:hAnsi="Times New Roman" w:cs="Times New Roman"/>
-          <w:b/>
-          <w:bCs/>
-          <w:kern w:val="0"/>
-          <w:sz w:val="24"/>
-          <w:szCs w:val="24"/>
-          <w:lang w:val="en-US"/>
-          <w14:ligatures w14:val="none"/>
-        </w:rPr>
-        <w:t>COV_TX_FRAME_END</w:t>
-      </w:r>
-      <w:r>
-        <w:rPr>
-          <w:rFonts w:ascii="Times New Roman" w:eastAsia="Times New Roman" w:hAnsi="Times New Roman" w:cs="Times New Roman"/>
-          <w:kern w:val="0"/>
-          <w:sz w:val="24"/>
-          <w:szCs w:val="24"/>
-          <w:lang w:val="en-US"/>
-          <w14:ligatures w14:val="none"/>
-        </w:rPr>
-        <w:t xml:space="preserve"> — Confirms </w:t>
-      </w:r>
-      <w:proofErr w:type="spellStart"/>
-      <w:r>
-        <w:rPr>
-          <w:rFonts w:ascii="Times New Roman" w:eastAsia="Times New Roman" w:hAnsi="Times New Roman" w:cs="Times New Roman"/>
-          <w:kern w:val="0"/>
-          <w:sz w:val="24"/>
-          <w:szCs w:val="24"/>
-          <w:lang w:val="en-US"/>
-          <w14:ligatures w14:val="none"/>
-        </w:rPr>
-        <w:t>MTxEn</w:t>
-      </w:r>
-      <w:proofErr w:type="spellEnd"/>
-      <w:r>
-        <w:rPr>
-          <w:rFonts w:ascii="Times New Roman" w:eastAsia="Times New Roman" w:hAnsi="Times New Roman" w:cs="Times New Roman"/>
-          <w:kern w:val="0"/>
-          <w:sz w:val="24"/>
-          <w:szCs w:val="24"/>
-          <w:lang w:val="en-US"/>
-          <w14:ligatures w14:val="none"/>
-        </w:rPr>
-        <w:t xml:space="preserve"> fell at least once meaning at least one complete frame was transmitted.</w:t>
-      </w:r>
-    </w:p>
-    <w:p>
-      <w:pPr>
-        <w:spacing w:before="100" w:beforeAutospacing="1" w:after="100" w:afterAutospacing="1" w:line="240" w:lineRule="auto"/>
-        <w:rPr>
-          <w:rFonts w:ascii="Times New Roman" w:eastAsia="Times New Roman" w:hAnsi="Times New Roman" w:cs="Times New Roman"/>
-          <w:kern w:val="0"/>
-          <w:sz w:val="24"/>
-          <w:szCs w:val="24"/>
-          <w:lang w:val="en-US"/>
-          <w14:ligatures w14:val="none"/>
-        </w:rPr>
-      </w:pPr>
-      <w:r>
-        <w:rPr>
-          <w:rFonts w:ascii="Times New Roman" w:eastAsia="Times New Roman" w:hAnsi="Times New Roman" w:cs="Times New Roman"/>
-          <w:b/>
-          <w:bCs/>
-          <w:kern w:val="0"/>
-          <w:sz w:val="24"/>
-          <w:szCs w:val="24"/>
-          <w:lang w:val="en-US"/>
-          <w14:ligatures w14:val="none"/>
-        </w:rPr>
-        <w:t>COV_TX_ERROR</w:t>
-      </w:r>
-      <w:r>
-        <w:rPr>
-          <w:rFonts w:ascii="Times New Roman" w:eastAsia="Times New Roman" w:hAnsi="Times New Roman" w:cs="Times New Roman"/>
-          <w:kern w:val="0"/>
-          <w:sz w:val="24"/>
-          <w:szCs w:val="24"/>
-          <w:lang w:val="en-US"/>
-          <w14:ligatures w14:val="none"/>
-        </w:rPr>
-        <w:t xml:space="preserve"> — Confirms </w:t>
-      </w:r>
-      <w:proofErr w:type="spellStart"/>
-      <w:r>
-        <w:rPr>
-          <w:rFonts w:ascii="Times New Roman" w:eastAsia="Times New Roman" w:hAnsi="Times New Roman" w:cs="Times New Roman"/>
-          <w:kern w:val="0"/>
-          <w:sz w:val="24"/>
-          <w:szCs w:val="24"/>
-          <w:lang w:val="en-US"/>
-          <w14:ligatures w14:val="none"/>
-        </w:rPr>
-        <w:t>MTxErr</w:t>
-      </w:r>
-      <w:proofErr w:type="spellEnd"/>
-      <w:r>
-        <w:rPr>
-          <w:rFonts w:ascii="Times New Roman" w:eastAsia="Times New Roman" w:hAnsi="Times New Roman" w:cs="Times New Roman"/>
-          <w:kern w:val="0"/>
-          <w:sz w:val="24"/>
-          <w:szCs w:val="24"/>
-          <w:lang w:val="en-US"/>
-          <w14:ligatures w14:val="none"/>
-        </w:rPr>
-        <w:t xml:space="preserve"> was asserted at least once meaning the TX coding error injection path was exercised.</w:t>
-      </w:r>
-    </w:p>
-    <w:p>
-      <w:pPr>
-        <w:spacing w:before="100" w:beforeAutospacing="1" w:after="100" w:afterAutospacing="1" w:line="240" w:lineRule="auto"/>
-        <w:rPr>
-          <w:rFonts w:ascii="Times New Roman" w:eastAsia="Times New Roman" w:hAnsi="Times New Roman" w:cs="Times New Roman"/>
-          <w:kern w:val="0"/>
-          <w:sz w:val="24"/>
-          <w:szCs w:val="24"/>
-          <w:lang w:val="en-US"/>
-          <w14:ligatures w14:val="none"/>
-        </w:rPr>
-      </w:pPr>
-      <w:r>
-        <w:rPr>
-          <w:rFonts w:ascii="Times New Roman" w:eastAsia="Times New Roman" w:hAnsi="Times New Roman" w:cs="Times New Roman"/>
-          <w:b/>
-          <w:bCs/>
-          <w:kern w:val="0"/>
-          <w:sz w:val="24"/>
-          <w:szCs w:val="24"/>
-          <w:lang w:val="en-US"/>
-          <w14:ligatures w14:val="none"/>
-        </w:rPr>
-        <w:t>COV_RX_FRAME_START</w:t>
-      </w:r>
-      <w:r>
-        <w:rPr>
-          <w:rFonts w:ascii="Times New Roman" w:eastAsia="Times New Roman" w:hAnsi="Times New Roman" w:cs="Times New Roman"/>
-          <w:kern w:val="0"/>
-          <w:sz w:val="24"/>
-          <w:szCs w:val="24"/>
-          <w:lang w:val="en-US"/>
-          <w14:ligatures w14:val="none"/>
-        </w:rPr>
-        <w:t xml:space="preserve"> — Confirms </w:t>
-      </w:r>
-      <w:proofErr w:type="spellStart"/>
-      <w:r>
-        <w:rPr>
-          <w:rFonts w:ascii="Times New Roman" w:eastAsia="Times New Roman" w:hAnsi="Times New Roman" w:cs="Times New Roman"/>
-          <w:kern w:val="0"/>
-          <w:sz w:val="24"/>
-          <w:szCs w:val="24"/>
-          <w:lang w:val="en-US"/>
-          <w14:ligatures w14:val="none"/>
-        </w:rPr>
-        <w:t>MRxDV</w:t>
-      </w:r>
-      <w:proofErr w:type="spellEnd"/>
-      <w:r>
-        <w:rPr>
-          <w:rFonts w:ascii="Times New Roman" w:eastAsia="Times New Roman" w:hAnsi="Times New Roman" w:cs="Times New Roman"/>
-          <w:kern w:val="0"/>
-          <w:sz w:val="24"/>
-          <w:szCs w:val="24"/>
-          <w:lang w:val="en-US"/>
-          <w14:ligatures w14:val="none"/>
-        </w:rPr>
-        <w:t xml:space="preserve"> rose at least once meaning the PHY model delivered at least one frame to the RX MAC.</w:t>
-      </w:r>
-    </w:p>
-    <w:p>
-      <w:pPr>
-        <w:spacing w:before="100" w:beforeAutospacing="1" w:after="100" w:afterAutospacing="1" w:line="240" w:lineRule="auto"/>
-        <w:rPr>
-          <w:rFonts w:ascii="Times New Roman" w:eastAsia="Times New Roman" w:hAnsi="Times New Roman" w:cs="Times New Roman"/>
-          <w:kern w:val="0"/>
-          <w:sz w:val="24"/>
-          <w:szCs w:val="24"/>
-          <w:lang w:val="en-US"/>
-          <w14:ligatures w14:val="none"/>
-        </w:rPr>
-      </w:pPr>
-      <w:r>
-        <w:rPr>
-          <w:rFonts w:ascii="Times New Roman" w:eastAsia="Times New Roman" w:hAnsi="Times New Roman" w:cs="Times New Roman"/>
-          <w:b/>
-          <w:bCs/>
-          <w:kern w:val="0"/>
-          <w:sz w:val="24"/>
-          <w:szCs w:val="24"/>
-          <w:lang w:val="en-US"/>
-          <w14:ligatures w14:val="none"/>
-        </w:rPr>
-        <w:t>COV_RX_FRAME_END</w:t>
-      </w:r>
-      <w:r>
-        <w:rPr>
-          <w:rFonts w:ascii="Times New Roman" w:eastAsia="Times New Roman" w:hAnsi="Times New Roman" w:cs="Times New Roman"/>
-          <w:kern w:val="0"/>
-          <w:sz w:val="24"/>
-          <w:szCs w:val="24"/>
-          <w:lang w:val="en-US"/>
-          <w14:ligatures w14:val="none"/>
-        </w:rPr>
-        <w:t xml:space="preserve"> — Confirms </w:t>
-      </w:r>
-      <w:proofErr w:type="spellStart"/>
-      <w:r>
-        <w:rPr>
-          <w:rFonts w:ascii="Times New Roman" w:eastAsia="Times New Roman" w:hAnsi="Times New Roman" w:cs="Times New Roman"/>
-          <w:kern w:val="0"/>
-          <w:sz w:val="24"/>
-          <w:szCs w:val="24"/>
-          <w:lang w:val="en-US"/>
-          <w14:ligatures w14:val="none"/>
-        </w:rPr>
-        <w:t>MRxDV</w:t>
-      </w:r>
-      <w:proofErr w:type="spellEnd"/>
-      <w:r>
-        <w:rPr>
-          <w:rFonts w:ascii="Times New Roman" w:eastAsia="Times New Roman" w:hAnsi="Times New Roman" w:cs="Times New Roman"/>
-          <w:kern w:val="0"/>
-          <w:sz w:val="24"/>
-          <w:szCs w:val="24"/>
-          <w:lang w:val="en-US"/>
-          <w14:ligatures w14:val="none"/>
-        </w:rPr>
-        <w:t xml:space="preserve"> fell at least once meaning at least one complete inbound frame was received.</w:t>
-      </w:r>
-    </w:p>
-    <w:p>
-      <w:pPr>
-        <w:spacing w:before="100" w:beforeAutospacing="1" w:after="100" w:afterAutospacing="1" w:line="240" w:lineRule="auto"/>
-        <w:rPr>
-          <w:rFonts w:ascii="Times New Roman" w:eastAsia="Times New Roman" w:hAnsi="Times New Roman" w:cs="Times New Roman"/>
-          <w:kern w:val="0"/>
-          <w:sz w:val="24"/>
-          <w:szCs w:val="24"/>
-          <w:lang w:val="en-US"/>
-          <w14:ligatures w14:val="none"/>
-        </w:rPr>
-      </w:pPr>
-      <w:r>
-        <w:rPr>
-          <w:rFonts w:ascii="Times New Roman" w:eastAsia="Times New Roman" w:hAnsi="Times New Roman" w:cs="Times New Roman"/>
-          <w:b/>
-          <w:bCs/>
-          <w:kern w:val="0"/>
-          <w:sz w:val="24"/>
-          <w:szCs w:val="24"/>
-          <w:lang w:val="en-US"/>
-          <w14:ligatures w14:val="none"/>
-        </w:rPr>
-        <w:t>COV_RX_ERROR</w:t>
-      </w:r>
-      <w:r>
-        <w:rPr>
-          <w:rFonts w:ascii="Times New Roman" w:eastAsia="Times New Roman" w:hAnsi="Times New Roman" w:cs="Times New Roman"/>
-          <w:kern w:val="0"/>
-          <w:sz w:val="24"/>
-          <w:szCs w:val="24"/>
-          <w:lang w:val="en-US"/>
-          <w14:ligatures w14:val="none"/>
-        </w:rPr>
-        <w:t xml:space="preserve"> — Confirms </w:t>
-      </w:r>
-      <w:proofErr w:type="spellStart"/>
-      <w:r>
-        <w:rPr>
-          <w:rFonts w:ascii="Times New Roman" w:eastAsia="Times New Roman" w:hAnsi="Times New Roman" w:cs="Times New Roman"/>
-          <w:kern w:val="0"/>
-          <w:sz w:val="24"/>
-          <w:szCs w:val="24"/>
-          <w:lang w:val="en-US"/>
-          <w14:ligatures w14:val="none"/>
-        </w:rPr>
-        <w:t>MRxErr</w:t>
-      </w:r>
-      <w:proofErr w:type="spellEnd"/>
-      <w:r>
-        <w:rPr>
-          <w:rFonts w:ascii="Times New Roman" w:eastAsia="Times New Roman" w:hAnsi="Times New Roman" w:cs="Times New Roman"/>
-          <w:kern w:val="0"/>
-          <w:sz w:val="24"/>
-          <w:szCs w:val="24"/>
-          <w:lang w:val="en-US"/>
-          <w14:ligatures w14:val="none"/>
-        </w:rPr>
-        <w:t xml:space="preserve"> was asserted at least once meaning the PHY model injected at least one receive error to exercise the IS bit path in the RX BD.</w:t>
-      </w:r>
-    </w:p>
-    <w:p>
-      <w:pPr>
-        <w:spacing w:before="100" w:beforeAutospacing="1" w:after="100" w:afterAutospacing="1" w:line="240" w:lineRule="auto"/>
-        <w:rPr>
-          <w:rFonts w:ascii="Times New Roman" w:eastAsia="Times New Roman" w:hAnsi="Times New Roman" w:cs="Times New Roman"/>
-          <w:kern w:val="0"/>
-          <w:sz w:val="24"/>
-          <w:szCs w:val="24"/>
-          <w:lang w:val="en-US"/>
-          <w14:ligatures w14:val="none"/>
-        </w:rPr>
-      </w:pPr>
-      <w:r>
-        <w:rPr>
-          <w:rFonts w:ascii="Times New Roman" w:eastAsia="Times New Roman" w:hAnsi="Times New Roman" w:cs="Times New Roman"/>
-          <w:b/>
-          <w:bCs/>
-          <w:kern w:val="0"/>
-          <w:sz w:val="24"/>
-          <w:szCs w:val="24"/>
-          <w:lang w:val="en-US"/>
-          <w14:ligatures w14:val="none"/>
-        </w:rPr>
-        <w:t>COV_RX_COLLISION</w:t>
-      </w:r>
-      <w:r>
-        <w:rPr>
-          <w:rFonts w:ascii="Times New Roman" w:eastAsia="Times New Roman" w:hAnsi="Times New Roman" w:cs="Times New Roman"/>
-          <w:kern w:val="0"/>
-          <w:sz w:val="24"/>
-          <w:szCs w:val="24"/>
-          <w:lang w:val="en-US"/>
-          <w14:ligatures w14:val="none"/>
-        </w:rPr>
-        <w:t xml:space="preserve"> — Confirms </w:t>
-      </w:r>
-      <w:proofErr w:type="spellStart"/>
-      <w:r>
-        <w:rPr>
-          <w:rFonts w:ascii="Times New Roman" w:eastAsia="Times New Roman" w:hAnsi="Times New Roman" w:cs="Times New Roman"/>
-          <w:kern w:val="0"/>
-          <w:sz w:val="24"/>
-          <w:szCs w:val="24"/>
-          <w:lang w:val="en-US"/>
-          <w14:ligatures w14:val="none"/>
-        </w:rPr>
-        <w:t>MColl</w:t>
-      </w:r>
-      <w:proofErr w:type="spellEnd"/>
-      <w:r>
-        <w:rPr>
-          <w:rFonts w:ascii="Times New Roman" w:eastAsia="Times New Roman" w:hAnsi="Times New Roman" w:cs="Times New Roman"/>
-          <w:kern w:val="0"/>
-          <w:sz w:val="24"/>
-          <w:szCs w:val="24"/>
-          <w:lang w:val="en-US"/>
-          <w14:ligatures w14:val="none"/>
-        </w:rPr>
-        <w:t xml:space="preserve"> was asserted at least once meaning a collision was injected to exercise the half-duplex </w:t>
-      </w:r>
-      <w:proofErr w:type="spellStart"/>
-      <w:r>
-        <w:rPr>
-          <w:rFonts w:ascii="Times New Roman" w:eastAsia="Times New Roman" w:hAnsi="Times New Roman" w:cs="Times New Roman"/>
-          <w:kern w:val="0"/>
-          <w:sz w:val="24"/>
-          <w:szCs w:val="24"/>
-          <w:lang w:val="en-US"/>
-          <w14:ligatures w14:val="none"/>
-        </w:rPr>
-        <w:t>backoff</w:t>
-      </w:r>
-      <w:proofErr w:type="spellEnd"/>
-      <w:r>
-        <w:rPr>
-          <w:rFonts w:ascii="Times New Roman" w:eastAsia="Times New Roman" w:hAnsi="Times New Roman" w:cs="Times New Roman"/>
-          <w:kern w:val="0"/>
-          <w:sz w:val="24"/>
-          <w:szCs w:val="24"/>
-          <w:lang w:val="en-US"/>
-          <w14:ligatures w14:val="none"/>
-        </w:rPr>
-        <w:t xml:space="preserve"> and retry logic.</w:t>
-      </w:r>
-    </w:p>
-    <w:p>
-      <w:pPr>
-        <w:spacing w:before="100" w:beforeAutospacing="1" w:after="100" w:afterAutospacing="1" w:line="240" w:lineRule="auto"/>
-        <w:rPr>
-          <w:rFonts w:ascii="Times New Roman" w:eastAsia="Times New Roman" w:hAnsi="Times New Roman" w:cs="Times New Roman"/>
-          <w:kern w:val="0"/>
-          <w:sz w:val="24"/>
-          <w:szCs w:val="24"/>
-          <w:lang w:val="en-US"/>
-          <w14:ligatures w14:val="none"/>
-        </w:rPr>
-      </w:pPr>
-      <w:r>
-        <w:rPr>
-          <w:rFonts w:ascii="Times New Roman" w:eastAsia="Times New Roman" w:hAnsi="Times New Roman" w:cs="Times New Roman"/>
-          <w:b/>
-          <w:bCs/>
-          <w:kern w:val="0"/>
-          <w:sz w:val="24"/>
-          <w:szCs w:val="24"/>
-          <w:lang w:val="en-US"/>
-          <w14:ligatures w14:val="none"/>
-        </w:rPr>
-        <w:t>COV_MDC_TOGGLE</w:t>
-      </w:r>
-      <w:r>
-        <w:rPr>
-          <w:rFonts w:ascii="Times New Roman" w:eastAsia="Times New Roman" w:hAnsi="Times New Roman" w:cs="Times New Roman"/>
-          <w:kern w:val="0"/>
-          <w:sz w:val="24"/>
-          <w:szCs w:val="24"/>
-          <w:lang w:val="en-US"/>
-          <w14:ligatures w14:val="none"/>
-        </w:rPr>
-        <w:t xml:space="preserve"> — Confirms MDC rose at least once meaning a PHY management operation was initiated by the MIIM module.</w:t>
-      </w:r>
-    </w:p>
-    <w:p>
-      <w:pPr>
-        <w:spacing w:before="100" w:beforeAutospacing="1" w:after="100" w:afterAutospacing="1" w:line="240" w:lineRule="auto"/>
-        <w:rPr>
-          <w:rFonts w:ascii="Times New Roman" w:eastAsia="Times New Roman" w:hAnsi="Times New Roman" w:cs="Times New Roman"/>
-          <w:kern w:val="0"/>
-          <w:sz w:val="24"/>
-          <w:szCs w:val="24"/>
-          <w:lang w:val="en-US"/>
-          <w14:ligatures w14:val="none"/>
-        </w:rPr>
-      </w:pPr>
-      <w:r>
-        <w:rPr>
-          <w:rFonts w:ascii="Times New Roman" w:eastAsia="Times New Roman" w:hAnsi="Times New Roman" w:cs="Times New Roman"/>
-          <w:b/>
-          <w:bCs/>
-          <w:kern w:val="0"/>
-          <w:sz w:val="24"/>
-          <w:szCs w:val="24"/>
-          <w:lang w:val="en-US"/>
-          <w14:ligatures w14:val="none"/>
-        </w:rPr>
-        <w:t>COV_MDIO_WRITE</w:t>
-      </w:r>
-      <w:r>
-        <w:rPr>
-          <w:rFonts w:ascii="Times New Roman" w:eastAsia="Times New Roman" w:hAnsi="Times New Roman" w:cs="Times New Roman"/>
-          <w:kern w:val="0"/>
-          <w:sz w:val="24"/>
-          <w:szCs w:val="24"/>
-          <w:lang w:val="en-US"/>
-          <w14:ligatures w14:val="none"/>
-        </w:rPr>
-        <w:t xml:space="preserve"> — Confirms MDIO was high on a rising MDC edge meaning the MIIM module drove at least one 1-bit onto the MDIO line exercising the output drive path.</w:t>
-      </w:r>
-    </w:p>
-    <w:p>
-      <w:pPr>
-        <w:rPr>
-          <w:lang w:val="en-US"/>
         </w:rPr>
       </w:pPr>
     </w:p>
